--- a/marketing/greene-king-spring-2027/Greene King Spring Toolkit 2027 - Plan your spring in an afternoon.docx
+++ b/marketing/greene-king-spring-2027/Greene King Spring Toolkit 2027 - Plan your spring in an afternoon.docx
@@ -61,7 +61,7 @@
         </w:numPr>
       </w:pPr>
       <w:r>
-        <w:t xml:space="preserve">Two dates from your list are left out of our table. 7 April is National Beer Day in the United States; the UK’s Beer Day Britain is on 15 June. The Night of Excellence on 6 April is Greene King’s own awards night rather than a date for customers. Happy to add either back if you would like them in.</w:t>
+        <w:t xml:space="preserve">One date from your list is left out of our table: 7 April is National Beer Day in the United States, and the UK’s Beer Day Britain is on 15 June. Happy to add it back if you would like it in.</w:t>
       </w:r>
     </w:p>
     <w:p>
@@ -109,7 +109,7 @@
         </w:numPr>
       </w:pPr>
       <w:r>
-        <w:t xml:space="preserve">It runs to about 1,050 words across the two pages, including the table. If it is too long for the template, tell me which page is tight and I will trim it.</w:t>
+        <w:t xml:space="preserve">It runs to about 1,080 words across the two pages, including the table. If it is too long for the template, tell me which page is tight and I will trim it.</w:t>
       </w:r>
     </w:p>
     <w:bookmarkEnd w:id="9"/>
@@ -804,6 +804,41 @@
             </w:pPr>
             <w:r>
               <w:t xml:space="preserve">A tasting card for a whisky flight</w:t>
+            </w:r>
+          </w:p>
+        </w:tc>
+      </w:tr>
+      <w:tr>
+        <w:tc>
+          <w:tcPr/>
+          <w:p>
+            <w:pPr>
+              <w:pStyle w:val="Compact"/>
+            </w:pPr>
+            <w:r>
+              <w:t xml:space="preserve">Tue 6 Apr</w:t>
+            </w:r>
+          </w:p>
+        </w:tc>
+        <w:tc>
+          <w:tcPr/>
+          <w:p>
+            <w:pPr>
+              <w:pStyle w:val="Compact"/>
+            </w:pPr>
+            <w:r>
+              <w:t xml:space="preserve">Night of Excellence</w:t>
+            </w:r>
+          </w:p>
+        </w:tc>
+        <w:tc>
+          <w:tcPr/>
+          <w:p>
+            <w:pPr>
+              <w:pStyle w:val="Compact"/>
+            </w:pPr>
+            <w:r>
+              <w:t xml:space="preserve">A first draft of your awards entry, from your own notes. Ask your BDM when entries close</w:t>
             </w:r>
           </w:p>
         </w:tc>

--- a/marketing/greene-king-spring-2027/Greene King Spring Toolkit 2027 - Plan your spring in an afternoon.docx
+++ b/marketing/greene-king-spring-2027/Greene King Spring Toolkit 2027 - Plan your spring in an afternoon.docx
@@ -2,7 +2,7 @@
 <file path=word/document.xml><?xml version="1.0" encoding="utf-8"?>
 <w:document xmlns:w="http://schemas.openxmlformats.org/wordprocessingml/2006/main" xmlns:m="http://schemas.openxmlformats.org/officeDocument/2006/math" xmlns:r="http://schemas.openxmlformats.org/officeDocument/2006/relationships" xmlns:o="urn:schemas-microsoft-com:office:office" xmlns:v="urn:schemas-microsoft-com:vml" xmlns:w10="urn:schemas-microsoft-com:office:word" xmlns:a="http://schemas.openxmlformats.org/drawingml/2006/main" xmlns:pic="http://schemas.openxmlformats.org/drawingml/2006/picture" xmlns:wp="http://schemas.openxmlformats.org/drawingml/2006/wordprocessingDrawing">
   <w:body>
-    <w:bookmarkStart w:id="20" w:name="plan-your-spring-in-an-afternoon"/>
+    <w:bookmarkStart w:id="23" w:name="plan-your-spring-in-an-afternoon"/>
     <w:p>
       <w:pPr>
         <w:pStyle w:val="Heading1"/>
@@ -49,7 +49,7 @@
         </w:numPr>
       </w:pPr>
       <w:r>
-        <w:t xml:space="preserve">The QR code is the attached file, QR-code-spring-guide.png. It opens the full guide on orangejelly.co.uk, which will be live before the toolkit goes out. Print it at least 20 mm square (25 mm is better), black on white, with its white border.</w:t>
+        <w:t xml:space="preserve">The QR code is shown on page 2 and attached as QR-code-spring-guide.png. It opens the full guide on orangejelly.co.uk, which will be live before the toolkit goes out. Print it at least 20 mm square (25 mm is better), black on white, with its white border.</w:t>
       </w:r>
     </w:p>
     <w:p>
@@ -61,7 +61,7 @@
         </w:numPr>
       </w:pPr>
       <w:r>
-        <w:t xml:space="preserve">One date from your list is left out of our table: 7 April is National Beer Day in the United States, and the UK’s Beer Day Britain is on 15 June. Happy to add it back if you would like it in.</w:t>
+        <w:t xml:space="preserve">Also attached: the Orange Jelly logo (Orange-Jelly-logo.png) for the Orange Jelly box, and a photo of Peter for the byline (Peter-Pitcher-headshot.jpg).</w:t>
       </w:r>
     </w:p>
     <w:p>
@@ -73,7 +73,7 @@
         </w:numPr>
       </w:pPr>
       <w:r>
-        <w:t xml:space="preserve">Every other date was checked on 16 October 2026: the Six Nations fixtures against the official announcements, bank holidays against GOV.UK, and Mother’s Day and Easter from the 2027 Easter date.</w:t>
+        <w:t xml:space="preserve">One date from your list is left out of our table: 7 April is National Beer Day in the United States, and the UK’s Beer Day Britain is on 15 June. Happy to add it back if you would like it in.</w:t>
       </w:r>
     </w:p>
     <w:p>
@@ -85,19 +85,7 @@
         </w:numPr>
       </w:pPr>
       <w:r>
-        <w:t xml:space="preserve">The legal points in the</w:t>
-      </w:r>
-      <w:r>
-        <w:t xml:space="preserve"> </w:t>
-      </w:r>
-      <w:r>
-        <w:t xml:space="preserve">“Check before you post”</w:t>
-      </w:r>
-      <w:r>
-        <w:t xml:space="preserve"> </w:t>
-      </w:r>
-      <w:r>
-        <w:t xml:space="preserve">box come from legislation.gov.uk and GOV.UK. The full guide lists every source.</w:t>
+        <w:t xml:space="preserve">Every other date was checked on 16 October 2026: the Six Nations fixtures against the official announcements, bank holidays against GOV.UK, and Mother’s Day and Easter from the 2027 Easter date.</w:t>
       </w:r>
     </w:p>
     <w:p>
@@ -109,7 +97,31 @@
         </w:numPr>
       </w:pPr>
       <w:r>
-        <w:t xml:space="preserve">It runs to about 1,080 words across the two pages, including the table. If it is too long for the template, tell me which page is tight and I will trim it.</w:t>
+        <w:t xml:space="preserve">The legal points in the</w:t>
+      </w:r>
+      <w:r>
+        <w:t xml:space="preserve"> </w:t>
+      </w:r>
+      <w:r>
+        <w:t xml:space="preserve">“Check before you post”</w:t>
+      </w:r>
+      <w:r>
+        <w:t xml:space="preserve"> </w:t>
+      </w:r>
+      <w:r>
+        <w:t xml:space="preserve">box come from legislation.gov.uk and GOV.UK. The full guide lists every source.</w:t>
+      </w:r>
+    </w:p>
+    <w:p>
+      <w:pPr>
+        <w:pStyle w:val="Compact"/>
+        <w:numPr>
+          <w:ilvl w:val="0"/>
+          <w:numId w:val="1001"/>
+        </w:numPr>
+      </w:pPr>
+      <w:r>
+        <w:t xml:space="preserve">It runs to about 1,070 words across the two pages, including the table. If it is too long for the template, tell me which page is tight and I will trim it.</w:t>
       </w:r>
     </w:p>
     <w:bookmarkEnd w:id="9"/>
@@ -164,7 +176,7 @@
           <w:b/>
           <w:bCs/>
         </w:rPr>
-        <w:t xml:space="preserve">How to use a free AI tool to turn January to April into a campaign calendar, posts and posters, before the Christmas rush.</w:t>
+        <w:t xml:space="preserve">How to use a free AI tool to turn January to April into a campaign calendar, posts and posters, in one quiet afternoon before Christmas.</w:t>
       </w:r>
     </w:p>
     <w:p>
@@ -176,7 +188,7 @@
           <w:i/>
           <w:iCs/>
         </w:rPr>
-        <w:t xml:space="preserve">Byline:</w:t>
+        <w:t xml:space="preserve">Byline, with the photo of Peter (attached file Peter-Pitcher-headshot.jpg):</w:t>
       </w:r>
     </w:p>
     <w:p>
@@ -201,6 +213,14 @@
       </w:pPr>
       <w:r>
         <w:t xml:space="preserve">There is a quicker way. Sit down once, before Christmas, with a free AI assistant such as ChatGPT, Gemini or Copilot, and come out with the whole season drafted. You choose the moments and check the facts. The assistant does the typing. All you need is your diary, your menu and drinks list with prices, and about two hours.</w:t>
+      </w:r>
+    </w:p>
+    <w:p>
+      <w:pPr>
+        <w:pStyle w:val="BodyText"/>
+      </w:pPr>
+      <w:r>
+        <w:t xml:space="preserve">Pick five moments and by teatime you will have a 17-week calendar, 15 posts, the wording for five posters and five team briefings.</w:t>
       </w:r>
     </w:p>
     <w:bookmarkStart w:id="10" w:name="the-afternoon-in-four-steps"/>
@@ -245,7 +265,7 @@
         <w:t xml:space="preserve"> </w:t>
       </w:r>
       <w:r>
-        <w:t xml:space="preserve">Paste in your dates and ask for a week-by-week calendar: when to announce each one, when to open bookings and when to send reminders. As a rule of thumb, start planning a food night eight weeks out, open bookings at six and promote from four. That puts Valentine’s Day planning before Christmas.</w:t>
+        <w:t xml:space="preserve">Photograph this toolkit’s dates page, and any recipes you want to use, or paste in your dates. Then ask for a week-by-week calendar: when to announce each one, when to open bookings and when to send reminders. As a rule of thumb, start planning a food night eight weeks out, open bookings at six and promote from four. That puts Valentine’s Day planning before Christmas.</w:t>
       </w:r>
     </w:p>
     <w:p>
@@ -316,7 +336,7 @@
         <w:pStyle w:val="BodyText"/>
       </w:pPr>
       <w:r>
-        <w:t xml:space="preserve">Then put every post date in the diary and brief the team. Spring is planned.</w:t>
+        <w:t xml:space="preserve">Then ask for a one-page team briefing for each moment, and put every post date in the diary. Spring is planned.</w:t>
       </w:r>
     </w:p>
     <w:p>
@@ -328,7 +348,7 @@
           <w:i/>
           <w:iCs/>
         </w:rPr>
-        <w:t xml:space="preserve">Highlight box:</w:t>
+        <w:t xml:space="preserve">Highlight box (it can move to page 2 if page 1 is tight):</w:t>
       </w:r>
     </w:p>
     <w:bookmarkEnd w:id="10"/>
@@ -882,7 +902,7 @@
     <w:bookmarkEnd w:id="12"/>
     <w:bookmarkEnd w:id="13"/>
     <w:bookmarkEnd w:id="14"/>
-    <w:bookmarkStart w:id="19" w:name="page-2"/>
+    <w:bookmarkStart w:id="22" w:name="page-2"/>
     <w:p>
       <w:pPr>
         <w:pStyle w:val="Heading2"/>
@@ -905,7 +925,7 @@
         <w:pStyle w:val="FirstParagraph"/>
       </w:pPr>
       <w:r>
-        <w:t xml:space="preserve">Pick your level, copy the prompt and fill in the brackets.</w:t>
+        <w:t xml:space="preserve">Pick your level, type the prompt and fill in the brackets. On a phone, tap the microphone and read it out instead. The full versions, for every date, are behind the QR code.</w:t>
       </w:r>
     </w:p>
     <w:p>
@@ -925,7 +945,7 @@
         <w:pStyle w:val="BodyText"/>
       </w:pPr>
       <w:r>
-        <w:t xml:space="preserve">“I run a [type of pub] in [town]. I want to promote these dates between January and April 2027: [your dates]. Make me a simple week-by-week plan of what to post and when, and when to open bookings. Use plain British English. Before you start, ask me any questions you need answered.”</w:t>
+        <w:t xml:space="preserve">“I run a [type of pub] in [town]. Week by week, plan what to post and when to open bookings for these dates: [your dates]. Ask me questions first.”</w:t>
       </w:r>
     </w:p>
     <w:p>
@@ -945,7 +965,7 @@
         <w:pStyle w:val="BodyText"/>
       </w:pPr>
       <w:r>
-        <w:t xml:space="preserve">“Here are my pub’s details: [name, opening hours, food times, booking link, menu highlights and prices, who our guests are, how we sound]. Using the dates below, make a calendar as a table with a row for each week from 4 January to 26 April. For each date, write three short posts (announce, reminder, last call) and the wording for an A4 poster. Tell me anything you were unsure of. [your dates]”</w:t>
+        <w:t xml:space="preserve">“Use British English. My pub: [hours, menu, prices, booking link]. For each of these dates, write three posts and the poster wording, then put it all in a weekly calendar: [your dates].”</w:t>
       </w:r>
     </w:p>
     <w:p>
@@ -965,7 +985,7 @@
         <w:pStyle w:val="BodyText"/>
       </w:pPr>
       <w:r>
-        <w:t xml:space="preserve">“Here are last spring’s weekly totals for covers, bookings and takings, with no customer details: [totals]. Tell me which dates earned most, which weeks were quiet and what you would change. Then build a simple booking tracker for a spreadsheet and a one-page team briefing for each event. Finally, tell me the three weakest parts of my plan.”</w:t>
+        <w:t xml:space="preserve">“Here are last spring’s weekly totals, with no customer details: [covers, bookings, takings]. What earned most, and what should I change? Then name my plan’s three weakest points.”</w:t>
       </w:r>
     </w:p>
     <w:p>
@@ -1017,7 +1037,7 @@
         <w:t xml:space="preserve"> </w:t>
       </w:r>
       <w:r>
-        <w:t xml:space="preserve">Ask an assistant when Mother’s Day is and it may give you the American date in May. Paste in the dates, fixtures and prices yourself.</w:t>
+        <w:t xml:space="preserve">Ask an assistant when Mother’s Day is and it may give you the American date in May. Photograph this toolkit’s dates page, or paste in the dates, fixtures and prices yourself.</w:t>
       </w:r>
     </w:p>
     <w:p>
@@ -1155,7 +1175,7 @@
       </w:r>
     </w:p>
     <w:bookmarkEnd w:id="16"/>
-    <w:bookmarkStart w:id="17" w:name="want-every-prompt"/>
+    <w:bookmarkStart w:id="20" w:name="want-every-prompt"/>
     <w:p>
       <w:pPr>
         <w:pStyle w:val="Heading4"/>
@@ -1169,7 +1189,7 @@
         <w:pStyle w:val="FirstParagraph"/>
       </w:pPr>
       <w:r>
-        <w:t xml:space="preserve">Scan for the full guide: prompts at all three levels for every date, the clashes in full and the checks with their sources. Free at orangejelly.co.uk.</w:t>
+        <w:t xml:space="preserve">Scan for the full guide: more than 30 copy-and-paste prompts, at all three levels for every date, plus the clashes in full and the checks with their sources. Free at orangejelly.co.uk.</w:t>
       </w:r>
     </w:p>
     <w:p>
@@ -1181,7 +1201,54 @@
           <w:i/>
           <w:iCs/>
         </w:rPr>
-        <w:t xml:space="preserve">QR code: use the attached file QR-code-spring-guide.png, at least 20 mm square, black on white, with its white border.</w:t>
+        <w:t xml:space="preserve">QR code, shown below and also attached as QR-code-spring-guide.png: print it at least 20 mm square, black on white, with its white border.</w:t>
+      </w:r>
+    </w:p>
+    <w:p>
+      <w:pPr>
+        <w:pStyle w:val="BodyText"/>
+      </w:pPr>
+      <w:r>
+        <w:drawing>
+          <wp:inline>
+            <wp:extent cx="899999" cy="899999"/>
+            <wp:effectExtent b="0" l="0" r="0" t="0"/>
+            <wp:docPr descr="QR code for the full guide" title="" id="18" name="Picture"/>
+            <a:graphic>
+              <a:graphicData uri="http://schemas.openxmlformats.org/drawingml/2006/picture">
+                <pic:pic>
+                  <pic:nvPicPr>
+                    <pic:cNvPr descr="QR-code-spring-guide.png" id="19" name="Picture"/>
+                    <pic:cNvPicPr>
+                      <a:picLocks noChangeArrowheads="1" noChangeAspect="1"/>
+                    </pic:cNvPicPr>
+                  </pic:nvPicPr>
+                  <pic:blipFill>
+                    <a:blip r:embed="rId17"/>
+                    <a:stretch>
+                      <a:fillRect/>
+                    </a:stretch>
+                  </pic:blipFill>
+                  <pic:spPr bwMode="auto">
+                    <a:xfrm>
+                      <a:off x="0" y="0"/>
+                      <a:ext cx="899999" cy="899999"/>
+                    </a:xfrm>
+                    <a:prstGeom prst="rect">
+                      <a:avLst/>
+                    </a:prstGeom>
+                    <a:noFill/>
+                    <a:ln w="9525">
+                      <a:noFill/>
+                      <a:headEnd/>
+                      <a:tailEnd/>
+                    </a:ln>
+                  </pic:spPr>
+                </pic:pic>
+              </a:graphicData>
+            </a:graphic>
+          </wp:inline>
+        </w:drawing>
       </w:r>
     </w:p>
     <w:p>
@@ -1201,11 +1268,11 @@
           <w:i/>
           <w:iCs/>
         </w:rPr>
-        <w:t xml:space="preserve">Orange Jelly box, kept visually separate from the article:</w:t>
-      </w:r>
-    </w:p>
-    <w:bookmarkEnd w:id="17"/>
-    <w:bookmarkStart w:id="18" w:name="ready-for-more"/>
+        <w:t xml:space="preserve">Orange Jelly box, kept visually separate from the article, with the Orange Jelly logo (attached file Orange-Jelly-logo.png):</w:t>
+      </w:r>
+    </w:p>
+    <w:bookmarkEnd w:id="20"/>
+    <w:bookmarkStart w:id="21" w:name="ready-for-more"/>
     <w:p>
       <w:pPr>
         <w:pStyle w:val="Heading4"/>
@@ -1250,9 +1317,9 @@
         <w:t xml:space="preserve">Words by Peter Pitcher MBII, Orange Jelly. orangejelly.co.uk/spring</w:t>
       </w:r>
     </w:p>
-    <w:bookmarkEnd w:id="18"/>
-    <w:bookmarkEnd w:id="19"/>
-    <w:bookmarkEnd w:id="20"/>
+    <w:bookmarkEnd w:id="21"/>
+    <w:bookmarkEnd w:id="22"/>
+    <w:bookmarkEnd w:id="23"/>
     <w:sectPr>
       <w:footnotePr>
         <w:numRestart w:val="eachSect"/>

--- a/marketing/greene-king-spring-2027/Greene King Spring Toolkit 2027 - Plan your spring in an afternoon.docx
+++ b/marketing/greene-king-spring-2027/Greene King Spring Toolkit 2027 - Plan your spring in an afternoon.docx
@@ -16,7 +16,7 @@
         <w:pStyle w:val="FirstParagraph"/>
       </w:pPr>
       <w:r>
-        <w:t xml:space="preserve">Greene King Spring Toolkit, January to April 2027. Two pages for the toolkit template. First draft, 16 October 2026, from Peter Pitcher, Orange Jelly.</w:t>
+        <w:t xml:space="preserve">Greene King Spring Toolkit, January to April 2027. Two pages for your toolkit template. First draft, 17 October 2026.</w:t>
       </w:r>
     </w:p>
     <w:bookmarkStart w:id="9" w:name="note-for-charlotte-not-for-print"/>
@@ -37,7 +37,7 @@
         </w:numPr>
       </w:pPr>
       <w:r>
-        <w:t xml:space="preserve">Notes for the designer are in italics. They are not for print.</w:t>
+        <w:t xml:space="preserve">My notes for your designer are in italics. They are not for print.</w:t>
       </w:r>
     </w:p>
     <w:p>
@@ -49,7 +49,7 @@
         </w:numPr>
       </w:pPr>
       <w:r>
-        <w:t xml:space="preserve">The QR code is shown on page 2 and attached as QR-code-spring-guide.png. It opens the full guide on orangejelly.co.uk, which will be live before the toolkit goes out. Print it at least 20 mm square (25 mm is better), black on white, with its white border.</w:t>
+        <w:t xml:space="preserve">The QR code is on page 2, and I’ve attached it as QR-code-spring-guide.png. It opens my full guide on orangejelly.co.uk, which will be live before the toolkit goes out. Please print it at least 20 mm square (25 mm is better), black on white, with its white border.</w:t>
       </w:r>
     </w:p>
     <w:p>
@@ -61,7 +61,7 @@
         </w:numPr>
       </w:pPr>
       <w:r>
-        <w:t xml:space="preserve">Also attached: the Orange Jelly logo (Orange-Jelly-logo.png) for the Orange Jelly box, and a photo of Peter for the byline (Peter-Pitcher-headshot.jpg).</w:t>
+        <w:t xml:space="preserve">I’ve also attached our logo for the Orange Jelly box (Orange-Jelly-logo.png, with a white version, Orange-Jelly-logo-white.png, for a dark or orange background) and a photo of me for the byline (Peter-Pitcher-headshot.jpg).</w:t>
       </w:r>
     </w:p>
     <w:p>
@@ -73,7 +73,7 @@
         </w:numPr>
       </w:pPr>
       <w:r>
-        <w:t xml:space="preserve">One date from your list is left out of our table: 7 April is National Beer Day in the United States, and the UK’s Beer Day Britain is on 15 June. Happy to add it back if you would like it in.</w:t>
+        <w:t xml:space="preserve">I’ve left one date from your list out of the table: 7 April is National Beer Day in the United States, and the UK’s Beer Day Britain is on 15 June. Happy to add it back if you’d like it in.</w:t>
       </w:r>
     </w:p>
     <w:p>
@@ -85,7 +85,7 @@
         </w:numPr>
       </w:pPr>
       <w:r>
-        <w:t xml:space="preserve">Every other date was checked on 16 October 2026: the Six Nations fixtures against the official announcements, bank holidays against GOV.UK, and Mother’s Day and Easter from the 2027 Easter date.</w:t>
+        <w:t xml:space="preserve">I checked every other date on 16 October 2026: the Six Nations fixtures against the official announcements, the bank holidays against GOV.UK, and Mother’s Day and Easter from the 2027 Easter date.</w:t>
       </w:r>
     </w:p>
     <w:p>
@@ -109,7 +109,7 @@
         <w:t xml:space="preserve"> </w:t>
       </w:r>
       <w:r>
-        <w:t xml:space="preserve">box come from legislation.gov.uk and GOV.UK. The full guide lists every source.</w:t>
+        <w:t xml:space="preserve">box come from legislation.gov.uk and GOV.UK, and the full guide lists every source.</w:t>
       </w:r>
     </w:p>
     <w:p>
@@ -121,7 +121,7 @@
         </w:numPr>
       </w:pPr>
       <w:r>
-        <w:t xml:space="preserve">It runs to about 1,070 words across the two pages, including the table. If it is too long for the template, tell me which page is tight and I will trim it.</w:t>
+        <w:t xml:space="preserve">It runs to about 1,070 words across the two pages, including the table. If it’s too long for the template, tell me which page is tight and I’ll trim it.</w:t>
       </w:r>
     </w:p>
     <w:bookmarkEnd w:id="9"/>
@@ -188,7 +188,7 @@
           <w:i/>
           <w:iCs/>
         </w:rPr>
-        <w:t xml:space="preserve">Byline, with the photo of Peter (attached file Peter-Pitcher-headshot.jpg):</w:t>
+        <w:t xml:space="preserve">Byline, with my photo (attached file Peter-Pitcher-headshot.jpg):</w:t>
       </w:r>
     </w:p>
     <w:p>
@@ -1268,7 +1268,7 @@
           <w:i/>
           <w:iCs/>
         </w:rPr>
-        <w:t xml:space="preserve">Orange Jelly box, kept visually separate from the article, with the Orange Jelly logo (attached file Orange-Jelly-logo.png):</w:t>
+        <w:t xml:space="preserve">Orange Jelly box, kept visually separate from the article, with our logo (attached file Orange-Jelly-logo.png, or Orange-Jelly-logo-white.png on a dark or orange background):</w:t>
       </w:r>
     </w:p>
     <w:bookmarkEnd w:id="20"/>
@@ -1294,7 +1294,7 @@
         <w:pStyle w:val="BodyText"/>
       </w:pPr>
       <w:r>
-        <w:t xml:space="preserve">If you are ready for change, call Peter on 07990 587315 or email peter@orangejelly.co.uk.</w:t>
+        <w:t xml:space="preserve">If you are ready for change, call me on 07990 587315 or email peter@orangejelly.co.uk.</w:t>
       </w:r>
     </w:p>
     <w:p>

--- a/marketing/greene-king-spring-2027/Greene King Spring Toolkit 2027 - Plan your spring in an afternoon.docx
+++ b/marketing/greene-king-spring-2027/Greene King Spring Toolkit 2027 - Plan your spring in an afternoon.docx
@@ -220,7 +220,7 @@
         <w:pStyle w:val="BodyText"/>
       </w:pPr>
       <w:r>
-        <w:t xml:space="preserve">Pick five moments and by teatime you will have a 17-week calendar, 15 posts, the wording for five posters and five team briefings.</w:t>
+        <w:t xml:space="preserve">Pick five moments and by teatime you will have a week-by-week calendar for the season, 15 posts, the wording for five posters and five team briefings.</w:t>
       </w:r>
     </w:p>
     <w:bookmarkStart w:id="10" w:name="the-afternoon-in-four-steps"/>
